--- a/Qlik-OLH-Deployment-Instructions.docx
+++ b/Qlik-OLH-Deployment-Instructions.docx
@@ -62,7 +62,7 @@
           <w:sz w:val="18"/>
           <w:szCs w:val="18"/>
         </w:rPr>
-        <w:t xml:space="preserve">v2.0   |   April 2026</w:t>
+        <w:t xml:space="preserve">v2.1   |   May 2026</w:t>
       </w:r>
     </w:p>
     <w:p>
@@ -159,7 +159,7 @@
           <w:sz w:val="22"/>
           <w:szCs w:val="22"/>
         </w:rPr>
-        <w:t xml:space="preserve">.</w:t>
+        <w:t xml:space="preserve"> (self-elevates to admin).</w:t>
       </w:r>
     </w:p>
     <w:p>
@@ -226,7 +226,7 @@
           <w:sz w:val="22"/>
           <w:szCs w:val="22"/>
         </w:rPr>
-        <w:t xml:space="preserve">Both flows: tool check → AWS auth → discover/create resources via AWS CLI → write tfvars → terraform init/plan/apply for the auxiliary layer (Glue DB + SSM parameters).</w:t>
+        <w:t xml:space="preserve">Both flows: tool check (with outdated-version warnings) -&gt; AWS auth -&gt; resource discovery/creation via AWS CLI -&gt; generate terraform.tfvars -&gt; terraform init/plan/apply for the auxiliary layer (Glue DB + SSM parameters).</w:t>
       </w:r>
     </w:p>
     <w:p>
@@ -397,7 +397,7 @@
                 <w:sz w:val="20"/>
                 <w:szCs w:val="20"/>
               </w:rPr>
-              <w:t xml:space="preserve">Windows GUI wizard</w:t>
+              <w:t xml:space="preserve">Windows GUI wizard (PowerShell + WinForms)</w:t>
             </w:r>
           </w:p>
         </w:tc>
@@ -465,7 +465,7 @@
                 <w:sz w:val="20"/>
                 <w:szCs w:val="20"/>
               </w:rPr>
-              <w:t xml:space="preserve">Linux/macOS wizard</w:t>
+              <w:t xml:space="preserve">Linux/macOS wizard (Bash)</w:t>
             </w:r>
           </w:p>
         </w:tc>
@@ -568,7 +568,7 @@
                 <w:sz w:val="20"/>
                 <w:szCs w:val="20"/>
               </w:rPr>
-              <w:t xml:space="preserve">versions.tf / providers.tf</w:t>
+              <w:t xml:space="preserve">parse_check.ps1</w:t>
             </w:r>
           </w:p>
         </w:tc>
@@ -601,7 +601,7 @@
                 <w:sz w:val="20"/>
                 <w:szCs w:val="20"/>
               </w:rPr>
-              <w:t xml:space="preserve">Terraform + AWS provider pins, S3 backend, default tags</w:t>
+              <w:t xml:space="preserve">PowerShell parse-only syntax check</w:t>
             </w:r>
           </w:p>
         </w:tc>
@@ -636,7 +636,7 @@
                 <w:sz w:val="20"/>
                 <w:szCs w:val="20"/>
               </w:rPr>
-              <w:t xml:space="preserve">variables.tf</w:t>
+              <w:t xml:space="preserve">versions.tf / providers.tf</w:t>
             </w:r>
           </w:p>
         </w:tc>
@@ -669,7 +669,7 @@
                 <w:sz w:val="20"/>
                 <w:szCs w:val="20"/>
               </w:rPr>
-              <w:t xml:space="preserve">Variables (validated) consumed from terraform.tfvars</w:t>
+              <w:t xml:space="preserve">Terraform + AWS provider pins, S3 backend, default tags</w:t>
             </w:r>
           </w:p>
         </w:tc>
@@ -704,7 +704,7 @@
                 <w:sz w:val="20"/>
                 <w:szCs w:val="20"/>
               </w:rPr>
-              <w:t xml:space="preserve">main.tf</w:t>
+              <w:t xml:space="preserve">variables.tf</w:t>
             </w:r>
           </w:p>
         </w:tc>
@@ -737,7 +737,7 @@
                 <w:sz w:val="20"/>
                 <w:szCs w:val="20"/>
               </w:rPr>
-              <w:t xml:space="preserve">Data sources for AWS-CLI resources + Glue DB + SSM parameters</w:t>
+              <w:t xml:space="preserve">Variables consumed from terraform.tfvars (validated)</w:t>
             </w:r>
           </w:p>
         </w:tc>
@@ -772,7 +772,7 @@
                 <w:sz w:val="20"/>
                 <w:szCs w:val="20"/>
               </w:rPr>
-              <w:t xml:space="preserve">outputs.tf</w:t>
+              <w:t xml:space="preserve">main.tf</w:t>
             </w:r>
           </w:p>
         </w:tc>
@@ -805,7 +805,75 @@
                 <w:sz w:val="20"/>
                 <w:szCs w:val="20"/>
               </w:rPr>
-              <w:t xml:space="preserve">QTC integration values (incl. qtc_summary object)</w:t>
+              <w:t xml:space="preserve">Data sources + Glue DB + SSM parameters</w:t>
+            </w:r>
+          </w:p>
+        </w:tc>
+      </w:tr>
+      <w:tr>
+        <w:tc>
+          <w:tcPr>
+            <w:tcW w:type="dxa" w:w="2700"/>
+            <w:tcBorders>
+              <w:top w:val="single" w:color="D0D7DE" w:sz="1"/>
+              <w:left w:val="single" w:color="D0D7DE" w:sz="1"/>
+              <w:bottom w:val="single" w:color="D0D7DE" w:sz="1"/>
+              <w:right w:val="single" w:color="D0D7DE" w:sz="1"/>
+            </w:tcBorders>
+            <w:tcMar>
+              <w:top w:type="dxa" w:w="70"/>
+              <w:left w:type="dxa" w:w="120"/>
+              <w:bottom w:type="dxa" w:w="70"/>
+              <w:right w:type="dxa" w:w="120"/>
+            </w:tcMar>
+          </w:tcPr>
+          <w:p>
+            <w:pPr>
+              <w:spacing w:after="0"/>
+            </w:pPr>
+            <w:r>
+              <w:rPr>
+                <w:rFonts w:ascii="Arial" w:cs="Arial" w:eastAsia="Arial" w:hAnsi="Arial"/>
+                <w:b/>
+                <w:bCs/>
+                <w:color w:val="1A1A1A"/>
+                <w:sz w:val="20"/>
+                <w:szCs w:val="20"/>
+              </w:rPr>
+              <w:t xml:space="preserve">outputs.tf</w:t>
+            </w:r>
+          </w:p>
+        </w:tc>
+        <w:tc>
+          <w:tcPr>
+            <w:tcW w:type="dxa" w:w="6660"/>
+            <w:tcBorders>
+              <w:top w:val="single" w:color="D0D7DE" w:sz="1"/>
+              <w:left w:val="single" w:color="D0D7DE" w:sz="1"/>
+              <w:bottom w:val="single" w:color="D0D7DE" w:sz="1"/>
+              <w:right w:val="single" w:color="D0D7DE" w:sz="1"/>
+            </w:tcBorders>
+            <w:tcMar>
+              <w:top w:type="dxa" w:w="70"/>
+              <w:left w:type="dxa" w:w="120"/>
+              <w:bottom w:type="dxa" w:w="70"/>
+              <w:right w:type="dxa" w:w="120"/>
+            </w:tcMar>
+          </w:tcPr>
+          <w:p>
+            <w:pPr>
+              <w:spacing w:after="0"/>
+            </w:pPr>
+            <w:r>
+              <w:rPr>
+                <w:rFonts w:ascii="Arial" w:cs="Arial" w:eastAsia="Arial" w:hAnsi="Arial"/>
+                <w:b w:val="false"/>
+                <w:bCs w:val="false"/>
+                <w:color w:val="1A1A1A"/>
+                <w:sz w:val="20"/>
+                <w:szCs w:val="20"/>
+              </w:rPr>
+              <w:t xml:space="preserve">QTC integration values incl. qtc_summary object</w:t>
             </w:r>
           </w:p>
         </w:tc>
@@ -980,7 +1048,7 @@
                 <w:sz w:val="20"/>
                 <w:szCs w:val="20"/>
               </w:rPr>
-              <w:t xml:space="preserve">Latest (the official MSI / .pkg / zip always pulls newest v2)</w:t>
+              <w:t xml:space="preserve">Latest (wizard fetches latest tag from GitHub api.github.com/repos/aws/aws-cli/tags)</w:t>
             </w:r>
           </w:p>
         </w:tc>
@@ -1184,7 +1252,7 @@
                 <w:sz w:val="20"/>
                 <w:szCs w:val="20"/>
               </w:rPr>
-              <w:t xml:space="preserve">Bash wizard only</w:t>
+              <w:t xml:space="preserve">Bash wizard only (auto-detects python3 / python / py)</w:t>
             </w:r>
           </w:p>
         </w:tc>
@@ -1260,33 +1328,49 @@
     </w:tbl>
     <w:p>
       <w:pPr>
-        <w:spacing w:after="120"/>
+        <w:spacing w:after="100" w:before="220"/>
       </w:pPr>
       <w:r>
         <w:rPr>
           <w:rFonts w:ascii="Arial" w:cs="Arial" w:eastAsia="Arial" w:hAnsi="Arial"/>
           <w:b/>
           <w:bCs/>
-          <w:i w:val="false"/>
-          <w:iCs w:val="false"/>
-          <w:color w:val="1A1A1A"/>
-          <w:sz w:val="22"/>
-          <w:szCs w:val="22"/>
-        </w:rPr>
-        <w:t xml:space="preserve">Always-latest behavior. </w:t>
-      </w:r>
-      <w:r>
-        <w:rPr>
-          <w:rFonts w:ascii="Arial" w:cs="Arial" w:eastAsia="Arial" w:hAnsi="Arial"/>
-          <w:b w:val="false"/>
-          <w:bCs w:val="false"/>
-          <w:i w:val="false"/>
-          <w:iCs w:val="false"/>
-          <w:color w:val="1A1A1A"/>
-          <w:sz w:val="22"/>
-          <w:szCs w:val="22"/>
-        </w:rPr>
-        <w:t xml:space="preserve">On the Download install path the wizard hits </w:t>
+          <w:color w:val="194268"/>
+          <w:sz w:val="26"/>
+          <w:szCs w:val="26"/>
+        </w:rPr>
+        <w:t xml:space="preserve">Always-latest behavior</w:t>
+      </w:r>
+    </w:p>
+    <w:p>
+      <w:pPr>
+        <w:spacing w:after="120"/>
+      </w:pPr>
+      <w:r>
+        <w:rPr>
+          <w:rFonts w:ascii="Arial" w:cs="Arial" w:eastAsia="Arial" w:hAnsi="Arial"/>
+          <w:b/>
+          <w:bCs/>
+          <w:i w:val="false"/>
+          <w:iCs w:val="false"/>
+          <w:color w:val="1A1A1A"/>
+          <w:sz w:val="22"/>
+          <w:szCs w:val="22"/>
+        </w:rPr>
+        <w:t xml:space="preserve">Terraform - </w:t>
+      </w:r>
+      <w:r>
+        <w:rPr>
+          <w:rFonts w:ascii="Arial" w:cs="Arial" w:eastAsia="Arial" w:hAnsi="Arial"/>
+          <w:b w:val="false"/>
+          <w:bCs w:val="false"/>
+          <w:i w:val="false"/>
+          <w:iCs w:val="false"/>
+          <w:color w:val="1A1A1A"/>
+          <w:sz w:val="22"/>
+          <w:szCs w:val="22"/>
+        </w:rPr>
+        <w:t xml:space="preserve">the wizard queries </w:t>
       </w:r>
       <w:r>
         <w:rPr>
@@ -1312,7 +1396,7 @@
           <w:sz w:val="22"/>
           <w:szCs w:val="22"/>
         </w:rPr>
-        <w:t xml:space="preserve"> first, falls back to the legacy checkpoint API, and only as a last resort uses a baked-in fallback (1.15.0). AWS CLI installs always come from the official </w:t>
+        <w:t xml:space="preserve"> first, falls back to </w:t>
       </w:r>
       <w:r>
         <w:rPr>
@@ -1325,20 +1409,20 @@
           <w:sz w:val="20"/>
           <w:szCs w:val="20"/>
         </w:rPr>
-        <w:t xml:space="preserve">awscli.amazonaws.com</w:t>
-      </w:r>
-      <w:r>
-        <w:rPr>
-          <w:rFonts w:ascii="Arial" w:cs="Arial" w:eastAsia="Arial" w:hAnsi="Arial"/>
-          <w:b w:val="false"/>
-          <w:bCs w:val="false"/>
-          <w:i w:val="false"/>
-          <w:iCs w:val="false"/>
-          <w:color w:val="1A1A1A"/>
-          <w:sz w:val="22"/>
-          <w:szCs w:val="22"/>
-        </w:rPr>
-        <w:t xml:space="preserve"> URLs which AWS keeps current.</w:t>
+        <w:t xml:space="preserve">checkpoint-api.hashicorp.com</w:t>
+      </w:r>
+      <w:r>
+        <w:rPr>
+          <w:rFonts w:ascii="Arial" w:cs="Arial" w:eastAsia="Arial" w:hAnsi="Arial"/>
+          <w:b w:val="false"/>
+          <w:bCs w:val="false"/>
+          <w:i w:val="false"/>
+          <w:iCs w:val="false"/>
+          <w:color w:val="1A1A1A"/>
+          <w:sz w:val="22"/>
+          <w:szCs w:val="22"/>
+        </w:rPr>
+        <w:t xml:space="preserve">, then to a baked-in floor (currently 1.15.1) only if both APIs are unreachable.</w:t>
       </w:r>
     </w:p>
     <w:p>
@@ -1356,20 +1440,20 @@
           <w:sz w:val="22"/>
           <w:szCs w:val="22"/>
         </w:rPr>
-        <w:t xml:space="preserve">If a tool is already installed but outdated, </w:t>
-      </w:r>
-      <w:r>
-        <w:rPr>
-          <w:rFonts w:ascii="Arial" w:cs="Arial" w:eastAsia="Arial" w:hAnsi="Arial"/>
-          <w:b w:val="false"/>
-          <w:bCs w:val="false"/>
-          <w:i w:val="false"/>
-          <w:iCs w:val="false"/>
-          <w:color w:val="1A1A1A"/>
-          <w:sz w:val="22"/>
-          <w:szCs w:val="22"/>
-        </w:rPr>
-        <w:t xml:space="preserve">the wizard surfaces </w:t>
+        <w:t xml:space="preserve">AWS CLI - </w:t>
+      </w:r>
+      <w:r>
+        <w:rPr>
+          <w:rFonts w:ascii="Arial" w:cs="Arial" w:eastAsia="Arial" w:hAnsi="Arial"/>
+          <w:b w:val="false"/>
+          <w:bCs w:val="false"/>
+          <w:i w:val="false"/>
+          <w:iCs w:val="false"/>
+          <w:color w:val="1A1A1A"/>
+          <w:sz w:val="22"/>
+          <w:szCs w:val="22"/>
+        </w:rPr>
+        <w:t xml:space="preserve">download URLs (</w:t>
       </w:r>
       <w:r>
         <w:rPr>
@@ -1382,6 +1466,63 @@
           <w:sz w:val="20"/>
           <w:szCs w:val="20"/>
         </w:rPr>
+        <w:t xml:space="preserve">AWSCLIV2.msi / .pkg / awscli-exe-linux-x86_64.zip</w:t>
+      </w:r>
+      <w:r>
+        <w:rPr>
+          <w:rFonts w:ascii="Arial" w:cs="Arial" w:eastAsia="Arial" w:hAnsi="Arial"/>
+          <w:b w:val="false"/>
+          <w:bCs w:val="false"/>
+          <w:i w:val="false"/>
+          <w:iCs w:val="false"/>
+          <w:color w:val="1A1A1A"/>
+          <w:sz w:val="22"/>
+          <w:szCs w:val="22"/>
+        </w:rPr>
+        <w:t xml:space="preserve">) are always-latest from AWS. The wizard also compares the installed version against the latest GitHub tag and prompts to upgrade if you're behind.</w:t>
+      </w:r>
+    </w:p>
+    <w:p>
+      <w:pPr>
+        <w:spacing w:after="120"/>
+      </w:pPr>
+      <w:r>
+        <w:rPr>
+          <w:rFonts w:ascii="Arial" w:cs="Arial" w:eastAsia="Arial" w:hAnsi="Arial"/>
+          <w:b/>
+          <w:bCs/>
+          <w:i w:val="false"/>
+          <w:iCs w:val="false"/>
+          <w:color w:val="1A1A1A"/>
+          <w:sz w:val="22"/>
+          <w:szCs w:val="22"/>
+        </w:rPr>
+        <w:t xml:space="preserve">Outdated tools - </w:t>
+      </w:r>
+      <w:r>
+        <w:rPr>
+          <w:rFonts w:ascii="Arial" w:cs="Arial" w:eastAsia="Arial" w:hAnsi="Arial"/>
+          <w:b w:val="false"/>
+          <w:bCs w:val="false"/>
+          <w:i w:val="false"/>
+          <w:iCs w:val="false"/>
+          <w:color w:val="1A1A1A"/>
+          <w:sz w:val="22"/>
+          <w:szCs w:val="22"/>
+        </w:rPr>
+        <w:t xml:space="preserve">the GUI button changes to </w:t>
+      </w:r>
+      <w:r>
+        <w:rPr>
+          <w:rFonts w:ascii="Consolas" w:cs="Consolas" w:eastAsia="Consolas" w:hAnsi="Consolas"/>
+          <w:b w:val="false"/>
+          <w:bCs w:val="false"/>
+          <w:i w:val="false"/>
+          <w:iCs w:val="false"/>
+          <w:color w:val="1A1A1A"/>
+          <w:sz w:val="20"/>
+          <w:szCs w:val="20"/>
+        </w:rPr>
         <w:t xml:space="preserve">Update to vX.Y.Z...</w:t>
       </w:r>
       <w:r>
@@ -1395,7 +1536,46 @@
           <w:sz w:val="22"/>
           <w:szCs w:val="22"/>
         </w:rPr>
-        <w:t xml:space="preserve"> and re-runs your chosen install path.</w:t>
+        <w:t xml:space="preserve">; the bash wizard prompts: </w:t>
+      </w:r>
+      <w:r>
+        <w:rPr>
+          <w:rFonts w:ascii="Consolas" w:cs="Consolas" w:eastAsia="Consolas" w:hAnsi="Consolas"/>
+          <w:b w:val="false"/>
+          <w:bCs w:val="false"/>
+          <w:i w:val="false"/>
+          <w:iCs w:val="false"/>
+          <w:color w:val="1A1A1A"/>
+          <w:sz w:val="20"/>
+          <w:szCs w:val="20"/>
+        </w:rPr>
+        <w:t xml:space="preserve">Upgrade Terraform to vX.Y.Z?</w:t>
+      </w:r>
+      <w:r>
+        <w:rPr>
+          <w:rFonts w:ascii="Arial" w:cs="Arial" w:eastAsia="Arial" w:hAnsi="Arial"/>
+          <w:b w:val="false"/>
+          <w:bCs w:val="false"/>
+          <w:i w:val="false"/>
+          <w:iCs w:val="false"/>
+          <w:color w:val="1A1A1A"/>
+          <w:sz w:val="22"/>
+          <w:szCs w:val="22"/>
+        </w:rPr>
+        <w:t xml:space="preserve"> / </w:t>
+      </w:r>
+      <w:r>
+        <w:rPr>
+          <w:rFonts w:ascii="Consolas" w:cs="Consolas" w:eastAsia="Consolas" w:hAnsi="Consolas"/>
+          <w:b w:val="false"/>
+          <w:bCs w:val="false"/>
+          <w:i w:val="false"/>
+          <w:iCs w:val="false"/>
+          <w:color w:val="1A1A1A"/>
+          <w:sz w:val="20"/>
+          <w:szCs w:val="20"/>
+        </w:rPr>
+        <w:t xml:space="preserve">Upgrade AWS CLI to vX.Y.Z?</w:t>
       </w:r>
     </w:p>
     <w:p>
@@ -1477,7 +1657,7 @@
           <w:sz w:val="22"/>
           <w:szCs w:val="22"/>
         </w:rPr>
-        <w:t xml:space="preserve">.</w:t>
+        <w:t xml:space="preserve"> (it self-elevates via UAC).</w:t>
       </w:r>
     </w:p>
     <w:p>
@@ -1620,7 +1800,7 @@
           <w:sz w:val="22"/>
           <w:szCs w:val="22"/>
         </w:rPr>
-        <w:t xml:space="preserve">Same flow in a TTY. If Terraform is older than latest, the script prompts to upgrade before continuing.</w:t>
+        <w:t xml:space="preserve">Same flow in a TTY. The bash wizard auto-detects a working Python 3 (python3 / python / py), so Git Bash on Windows works even when python3 resolves to the Microsoft Store stub.</w:t>
       </w:r>
     </w:p>
     <w:p>
@@ -2251,8 +2431,82 @@
   required_providers {
     aws = { source = "hashicorp/aws", version = "&gt;= 5.80" }
   }
-  backend "s3" {}   # bucket/key/region passed via -backend-config
+  backend "s3" {
+    bucket = "REPLACE-VIA-BACKEND-CONFIG"
+    key    = "qlik-lakehouse/terraform.tfstate"
+    region = "us-east-1"
+  }
 }</w:t>
+      </w:r>
+    </w:p>
+    <w:p>
+      <w:pPr>
+        <w:spacing w:after="120"/>
+      </w:pPr>
+      <w:r>
+        <w:rPr>
+          <w:rFonts w:ascii="Arial" w:cs="Arial" w:eastAsia="Arial" w:hAnsi="Arial"/>
+          <w:b w:val="false"/>
+          <w:bCs w:val="false"/>
+          <w:i w:val="false"/>
+          <w:iCs w:val="false"/>
+          <w:color w:val="1A1A1A"/>
+          <w:sz w:val="22"/>
+          <w:szCs w:val="22"/>
+        </w:rPr>
+        <w:t xml:space="preserve">Placeholder backend values let </w:t>
+      </w:r>
+      <w:r>
+        <w:rPr>
+          <w:rFonts w:ascii="Consolas" w:cs="Consolas" w:eastAsia="Consolas" w:hAnsi="Consolas"/>
+          <w:b w:val="false"/>
+          <w:bCs w:val="false"/>
+          <w:i w:val="false"/>
+          <w:iCs w:val="false"/>
+          <w:color w:val="1A1A1A"/>
+          <w:sz w:val="20"/>
+          <w:szCs w:val="20"/>
+        </w:rPr>
+        <w:t xml:space="preserve">terraform validate</w:t>
+      </w:r>
+      <w:r>
+        <w:rPr>
+          <w:rFonts w:ascii="Arial" w:cs="Arial" w:eastAsia="Arial" w:hAnsi="Arial"/>
+          <w:b w:val="false"/>
+          <w:bCs w:val="false"/>
+          <w:i w:val="false"/>
+          <w:iCs w:val="false"/>
+          <w:color w:val="1A1A1A"/>
+          <w:sz w:val="22"/>
+          <w:szCs w:val="22"/>
+        </w:rPr>
+        <w:t xml:space="preserve"> succeed offline; the wizard overrides them via </w:t>
+      </w:r>
+      <w:r>
+        <w:rPr>
+          <w:rFonts w:ascii="Consolas" w:cs="Consolas" w:eastAsia="Consolas" w:hAnsi="Consolas"/>
+          <w:b w:val="false"/>
+          <w:bCs w:val="false"/>
+          <w:i w:val="false"/>
+          <w:iCs w:val="false"/>
+          <w:color w:val="1A1A1A"/>
+          <w:sz w:val="20"/>
+          <w:szCs w:val="20"/>
+        </w:rPr>
+        <w:t xml:space="preserve">-backend-config</w:t>
+      </w:r>
+      <w:r>
+        <w:rPr>
+          <w:rFonts w:ascii="Arial" w:cs="Arial" w:eastAsia="Arial" w:hAnsi="Arial"/>
+          <w:b w:val="false"/>
+          <w:bCs w:val="false"/>
+          <w:i w:val="false"/>
+          <w:iCs w:val="false"/>
+          <w:color w:val="1A1A1A"/>
+          <w:sz w:val="22"/>
+          <w:szCs w:val="22"/>
+        </w:rPr>
+        <w:t xml:space="preserve"> at init time.</w:t>
       </w:r>
     </w:p>
     <w:p>
@@ -2398,7 +2652,7 @@
           <w:sz w:val="22"/>
           <w:szCs w:val="22"/>
         </w:rPr>
-        <w:t xml:space="preserve">a precondition that fails plan if credentials don't match aws_account_id.</w:t>
+        <w:t xml:space="preserve">a precondition that fails plan if AWS credentials don't match aws_account_id.</w:t>
       </w:r>
     </w:p>
     <w:p>
@@ -2829,7 +3083,7 @@
           <w:sz w:val="20"/>
           <w:szCs w:val="20"/>
         </w:rPr>
-        <w:t xml:space="preserve">v1.14.6</w:t>
+        <w:t xml:space="preserve">v1.15.0</w:t>
       </w:r>
       <w:r>
         <w:rPr>
@@ -2855,7 +3109,7 @@
           <w:sz w:val="20"/>
           <w:szCs w:val="20"/>
         </w:rPr>
-        <w:t xml:space="preserve">v6.43.0</w:t>
+        <w:t xml:space="preserve">v6.43</w:t>
       </w:r>
       <w:r>
         <w:rPr>
@@ -3040,7 +3294,7 @@
                 <w:sz w:val="20"/>
                 <w:szCs w:val="20"/>
               </w:rPr>
-              <w:t xml:space="preserve">Use run_qlik_deploy_gui.bat (it passes -ExecutionPolicy Bypass)</w:t>
+              <w:t xml:space="preserve">Use run_qlik_deploy_gui.bat (it self-elevates and passes -ExecutionPolicy Bypass)</w:t>
             </w:r>
           </w:p>
         </w:tc>
@@ -3108,7 +3362,7 @@
                 <w:sz w:val="20"/>
                 <w:szCs w:val="20"/>
               </w:rPr>
-              <w:t xml:space="preserve">Open a fresh shell - PATH changes don't reach already-open windows</w:t>
+              <w:t xml:space="preserve">Open a fresh shell - PATH changes don't reach already-open windows. The wizard also probes known install paths after each install.</w:t>
             </w:r>
           </w:p>
         </w:tc>
@@ -3143,7 +3397,7 @@
                 <w:sz w:val="20"/>
                 <w:szCs w:val="20"/>
               </w:rPr>
-              <w:t xml:space="preserve">Latest-version lookup fails</w:t>
+              <w:t xml:space="preserve">AWS CLI MSI fails silently on Windows</w:t>
             </w:r>
           </w:p>
         </w:tc>
@@ -3176,7 +3430,7 @@
                 <w:sz w:val="20"/>
                 <w:szCs w:val="20"/>
               </w:rPr>
-              <w:t xml:space="preserve">Outbound HTTPS blocked. Wizard falls back to TF 1.15.0; re-run from open network for newest</w:t>
+              <w:t xml:space="preserve">MSI install needs admin. Use the .bat launcher; it triggers UAC. The wizard now refuses without admin instead of failing silently.</w:t>
             </w:r>
           </w:p>
         </w:tc>
@@ -3211,7 +3465,7 @@
                 <w:sz w:val="20"/>
                 <w:szCs w:val="20"/>
               </w:rPr>
-              <w:t xml:space="preserve">STS auth fails</w:t>
+              <w:t xml:space="preserve">Latest-version lookup fails</w:t>
             </w:r>
           </w:p>
         </w:tc>
@@ -3244,7 +3498,7 @@
                 <w:sz w:val="20"/>
                 <w:szCs w:val="20"/>
               </w:rPr>
-              <w:t xml:space="preserve">SSO: aws sso login --profile &lt;p&gt;. Static keys: confirm they're active</w:t>
+              <w:t xml:space="preserve">Outbound HTTPS blocked. Wizard falls back to baked-in floor (TF 1.15.1); rerun from open network for newest</w:t>
             </w:r>
           </w:p>
         </w:tc>
@@ -3279,7 +3533,7 @@
                 <w:sz w:val="20"/>
                 <w:szCs w:val="20"/>
               </w:rPr>
-              <w:t xml:space="preserve">init complains about backend</w:t>
+              <w:t xml:space="preserve">python3 on Windows Git Bash prints Microsoft Store stub</w:t>
             </w:r>
           </w:p>
         </w:tc>
@@ -3312,7 +3566,7 @@
                 <w:sz w:val="20"/>
                 <w:szCs w:val="20"/>
               </w:rPr>
-              <w:t xml:space="preserve">State bucket must exist in the chosen region with s3:Get/Put/List rights</w:t>
+              <w:t xml:space="preserve">Bash wizard auto-detects python / py if python3 is the stub. Output should read 'Python 3.x.y  (python)'.</w:t>
             </w:r>
           </w:p>
         </w:tc>
@@ -3347,7 +3601,7 @@
                 <w:sz w:val="20"/>
                 <w:szCs w:val="20"/>
               </w:rPr>
-              <w:t xml:space="preserve">plan: 'account_sanity' precondition</w:t>
+              <w:t xml:space="preserve">STS auth fails</w:t>
             </w:r>
           </w:p>
         </w:tc>
@@ -3380,7 +3634,7 @@
                 <w:sz w:val="20"/>
                 <w:szCs w:val="20"/>
               </w:rPr>
-              <w:t xml:space="preserve">AWS creds don't match aws_account_id. Fix env vars or re-run wizard</w:t>
+              <w:t xml:space="preserve">SSO: aws sso login --profile &lt;p&gt;. Static keys: confirm they're active</w:t>
             </w:r>
           </w:p>
         </w:tc>
@@ -3415,7 +3669,7 @@
                 <w:sz w:val="20"/>
                 <w:szCs w:val="20"/>
               </w:rPr>
-              <w:t xml:space="preserve">plan: 'data source not found'</w:t>
+              <w:t xml:space="preserve">init complains about backend</w:t>
             </w:r>
           </w:p>
         </w:tc>
@@ -3448,7 +3702,7 @@
                 <w:sz w:val="20"/>
                 <w:szCs w:val="20"/>
               </w:rPr>
-              <w:t xml:space="preserve">An AWS-CLI resource is missing - usually a DRY-RUN; do a Live run first</w:t>
+              <w:t xml:space="preserve">State bucket must exist in the chosen region with s3:Get/Put/List rights</w:t>
             </w:r>
           </w:p>
         </w:tc>
@@ -3483,7 +3737,7 @@
                 <w:sz w:val="20"/>
                 <w:szCs w:val="20"/>
               </w:rPr>
-              <w:t xml:space="preserve">Tags missing on a resource</w:t>
+              <w:t xml:space="preserve">plan: 'account_sanity' precondition</w:t>
             </w:r>
           </w:p>
         </w:tc>
@@ -3516,7 +3770,211 @@
                 <w:sz w:val="20"/>
                 <w:szCs w:val="20"/>
               </w:rPr>
-              <w:t xml:space="preserve">Some IAM resource types don't accept tags. Default-tags only apply to TF-managed objects</w:t>
+              <w:t xml:space="preserve">AWS creds don't match aws_account_id. Fix env vars or re-run wizard</w:t>
+            </w:r>
+          </w:p>
+        </w:tc>
+      </w:tr>
+      <w:tr>
+        <w:tc>
+          <w:tcPr>
+            <w:tcW w:type="dxa" w:w="2700"/>
+            <w:tcBorders>
+              <w:top w:val="single" w:color="D0D7DE" w:sz="1"/>
+              <w:left w:val="single" w:color="D0D7DE" w:sz="1"/>
+              <w:bottom w:val="single" w:color="D0D7DE" w:sz="1"/>
+              <w:right w:val="single" w:color="D0D7DE" w:sz="1"/>
+            </w:tcBorders>
+            <w:tcMar>
+              <w:top w:type="dxa" w:w="70"/>
+              <w:left w:type="dxa" w:w="120"/>
+              <w:bottom w:type="dxa" w:w="70"/>
+              <w:right w:type="dxa" w:w="120"/>
+            </w:tcMar>
+          </w:tcPr>
+          <w:p>
+            <w:pPr>
+              <w:spacing w:after="0"/>
+            </w:pPr>
+            <w:r>
+              <w:rPr>
+                <w:rFonts w:ascii="Arial" w:cs="Arial" w:eastAsia="Arial" w:hAnsi="Arial"/>
+                <w:b/>
+                <w:bCs/>
+                <w:color w:val="1A1A1A"/>
+                <w:sz w:val="20"/>
+                <w:szCs w:val="20"/>
+              </w:rPr>
+              <w:t xml:space="preserve">plan: 'data source not found'</w:t>
+            </w:r>
+          </w:p>
+        </w:tc>
+        <w:tc>
+          <w:tcPr>
+            <w:tcW w:type="dxa" w:w="6660"/>
+            <w:tcBorders>
+              <w:top w:val="single" w:color="D0D7DE" w:sz="1"/>
+              <w:left w:val="single" w:color="D0D7DE" w:sz="1"/>
+              <w:bottom w:val="single" w:color="D0D7DE" w:sz="1"/>
+              <w:right w:val="single" w:color="D0D7DE" w:sz="1"/>
+            </w:tcBorders>
+            <w:tcMar>
+              <w:top w:type="dxa" w:w="70"/>
+              <w:left w:type="dxa" w:w="120"/>
+              <w:bottom w:type="dxa" w:w="70"/>
+              <w:right w:type="dxa" w:w="120"/>
+            </w:tcMar>
+          </w:tcPr>
+          <w:p>
+            <w:pPr>
+              <w:spacing w:after="0"/>
+            </w:pPr>
+            <w:r>
+              <w:rPr>
+                <w:rFonts w:ascii="Arial" w:cs="Arial" w:eastAsia="Arial" w:hAnsi="Arial"/>
+                <w:b w:val="false"/>
+                <w:bCs w:val="false"/>
+                <w:color w:val="1A1A1A"/>
+                <w:sz w:val="20"/>
+                <w:szCs w:val="20"/>
+              </w:rPr>
+              <w:t xml:space="preserve">An AWS-CLI resource is missing - usually a DRY-RUN; do a Live run first</w:t>
+            </w:r>
+          </w:p>
+        </w:tc>
+      </w:tr>
+      <w:tr>
+        <w:tc>
+          <w:tcPr>
+            <w:tcW w:type="dxa" w:w="2700"/>
+            <w:tcBorders>
+              <w:top w:val="single" w:color="D0D7DE" w:sz="1"/>
+              <w:left w:val="single" w:color="D0D7DE" w:sz="1"/>
+              <w:bottom w:val="single" w:color="D0D7DE" w:sz="1"/>
+              <w:right w:val="single" w:color="D0D7DE" w:sz="1"/>
+            </w:tcBorders>
+            <w:tcMar>
+              <w:top w:type="dxa" w:w="70"/>
+              <w:left w:type="dxa" w:w="120"/>
+              <w:bottom w:type="dxa" w:w="70"/>
+              <w:right w:type="dxa" w:w="120"/>
+            </w:tcMar>
+          </w:tcPr>
+          <w:p>
+            <w:pPr>
+              <w:spacing w:after="0"/>
+            </w:pPr>
+            <w:r>
+              <w:rPr>
+                <w:rFonts w:ascii="Arial" w:cs="Arial" w:eastAsia="Arial" w:hAnsi="Arial"/>
+                <w:b/>
+                <w:bCs/>
+                <w:color w:val="1A1A1A"/>
+                <w:sz w:val="20"/>
+                <w:szCs w:val="20"/>
+              </w:rPr>
+              <w:t xml:space="preserve">apt/yum installs old AWS CLI v1</w:t>
+            </w:r>
+          </w:p>
+        </w:tc>
+        <w:tc>
+          <w:tcPr>
+            <w:tcW w:type="dxa" w:w="6660"/>
+            <w:tcBorders>
+              <w:top w:val="single" w:color="D0D7DE" w:sz="1"/>
+              <w:left w:val="single" w:color="D0D7DE" w:sz="1"/>
+              <w:bottom w:val="single" w:color="D0D7DE" w:sz="1"/>
+              <w:right w:val="single" w:color="D0D7DE" w:sz="1"/>
+            </w:tcBorders>
+            <w:tcMar>
+              <w:top w:type="dxa" w:w="70"/>
+              <w:left w:type="dxa" w:w="120"/>
+              <w:bottom w:type="dxa" w:w="70"/>
+              <w:right w:type="dxa" w:w="120"/>
+            </w:tcMar>
+          </w:tcPr>
+          <w:p>
+            <w:pPr>
+              <w:spacing w:after="0"/>
+            </w:pPr>
+            <w:r>
+              <w:rPr>
+                <w:rFonts w:ascii="Arial" w:cs="Arial" w:eastAsia="Arial" w:hAnsi="Arial"/>
+                <w:b w:val="false"/>
+                <w:bCs w:val="false"/>
+                <w:color w:val="1A1A1A"/>
+                <w:sz w:val="20"/>
+                <w:szCs w:val="20"/>
+              </w:rPr>
+              <w:t xml:space="preserve">Bash wizard now warns when v1 is about to be installed and requires explicit confirmation. Pick 'download' for v2.</w:t>
+            </w:r>
+          </w:p>
+        </w:tc>
+      </w:tr>
+      <w:tr>
+        <w:tc>
+          <w:tcPr>
+            <w:tcW w:type="dxa" w:w="2700"/>
+            <w:tcBorders>
+              <w:top w:val="single" w:color="D0D7DE" w:sz="1"/>
+              <w:left w:val="single" w:color="D0D7DE" w:sz="1"/>
+              <w:bottom w:val="single" w:color="D0D7DE" w:sz="1"/>
+              <w:right w:val="single" w:color="D0D7DE" w:sz="1"/>
+            </w:tcBorders>
+            <w:tcMar>
+              <w:top w:type="dxa" w:w="70"/>
+              <w:left w:type="dxa" w:w="120"/>
+              <w:bottom w:type="dxa" w:w="70"/>
+              <w:right w:type="dxa" w:w="120"/>
+            </w:tcMar>
+          </w:tcPr>
+          <w:p>
+            <w:pPr>
+              <w:spacing w:after="0"/>
+            </w:pPr>
+            <w:r>
+              <w:rPr>
+                <w:rFonts w:ascii="Arial" w:cs="Arial" w:eastAsia="Arial" w:hAnsi="Arial"/>
+                <w:b/>
+                <w:bCs/>
+                <w:color w:val="1A1A1A"/>
+                <w:sz w:val="20"/>
+                <w:szCs w:val="20"/>
+              </w:rPr>
+              <w:t xml:space="preserve">Tags missing on a resource</w:t>
+            </w:r>
+          </w:p>
+        </w:tc>
+        <w:tc>
+          <w:tcPr>
+            <w:tcW w:type="dxa" w:w="6660"/>
+            <w:tcBorders>
+              <w:top w:val="single" w:color="D0D7DE" w:sz="1"/>
+              <w:left w:val="single" w:color="D0D7DE" w:sz="1"/>
+              <w:bottom w:val="single" w:color="D0D7DE" w:sz="1"/>
+              <w:right w:val="single" w:color="D0D7DE" w:sz="1"/>
+            </w:tcBorders>
+            <w:tcMar>
+              <w:top w:type="dxa" w:w="70"/>
+              <w:left w:type="dxa" w:w="120"/>
+              <w:bottom w:type="dxa" w:w="70"/>
+              <w:right w:type="dxa" w:w="120"/>
+            </w:tcMar>
+          </w:tcPr>
+          <w:p>
+            <w:pPr>
+              <w:spacing w:after="0"/>
+            </w:pPr>
+            <w:r>
+              <w:rPr>
+                <w:rFonts w:ascii="Arial" w:cs="Arial" w:eastAsia="Arial" w:hAnsi="Arial"/>
+                <w:b w:val="false"/>
+                <w:bCs w:val="false"/>
+                <w:color w:val="1A1A1A"/>
+                <w:sz w:val="20"/>
+                <w:szCs w:val="20"/>
+              </w:rPr>
+              <w:t xml:space="preserve">Some IAM resource types don't accept tags. default_tags only apply to TF-managed objects</w:t>
             </w:r>
           </w:p>
         </w:tc>
@@ -3547,7 +4005,7 @@
         </w:numPr>
         <w:spacing w:after="40"/>
       </w:pPr>
-      <w:hyperlink w:history="1" r:id="rIdl9lkr0cgd2mcetgstl9kq">
+      <w:hyperlink w:history="1" r:id="rIdpnhj3rpjfmlkz7_znumjs">
         <w:r>
           <w:rPr>
             <w:rFonts w:ascii="Arial" w:cs="Arial" w:eastAsia="Arial" w:hAnsi="Arial"/>
@@ -3569,7 +4027,7 @@
         </w:numPr>
         <w:spacing w:after="40"/>
       </w:pPr>
-      <w:hyperlink w:history="1" r:id="rIdorcrx65cc75q1dn6znb2n">
+      <w:hyperlink w:history="1" r:id="rIdn-ykkrb9pex5xcnkzfr67">
         <w:r>
           <w:rPr>
             <w:rFonts w:ascii="Arial" w:cs="Arial" w:eastAsia="Arial" w:hAnsi="Arial"/>
@@ -3591,7 +4049,7 @@
         </w:numPr>
         <w:spacing w:after="40"/>
       </w:pPr>
-      <w:hyperlink w:history="1" r:id="rId_cj0blukxb1erynhkoj-d">
+      <w:hyperlink w:history="1" r:id="rIdy3j0b_q0jc4p4cvsqpjfm">
         <w:r>
           <w:rPr>
             <w:rFonts w:ascii="Arial" w:cs="Arial" w:eastAsia="Arial" w:hAnsi="Arial"/>
@@ -3601,6 +4059,28 @@
             <w:u w:val="single"/>
           </w:rPr>
           <w:t xml:space="preserve">AWS provider docs</w:t>
+        </w:r>
+      </w:hyperlink>
+    </w:p>
+    <w:p>
+      <w:pPr>
+        <w:pStyle w:val="ListParagraph"/>
+        <w:numPr>
+          <w:ilvl w:val="0"/>
+          <w:numId w:val="2"/>
+        </w:numPr>
+        <w:spacing w:after="40"/>
+      </w:pPr>
+      <w:hyperlink w:history="1" r:id="rIdvkgotvi0xjjsk-ziybm4g">
+        <w:r>
+          <w:rPr>
+            <w:rFonts w:ascii="Arial" w:cs="Arial" w:eastAsia="Arial" w:hAnsi="Arial"/>
+            <w:color w:val="009845"/>
+            <w:sz w:val="22"/>
+            <w:szCs w:val="22"/>
+            <w:u w:val="single"/>
+          </w:rPr>
+          <w:t xml:space="preserve">Project repository</w:t>
         </w:r>
       </w:hyperlink>
     </w:p>
